--- a/site_MATURITA.docx
+++ b/site_MATURITA.docx
@@ -6362,15 +6362,7 @@
       </w:r>
       <w:proofErr w:type="spellEnd"/>
       <w:r>
-        <w:t xml:space="preserve"> </w:t>
-      </w:r>
-      <w:proofErr w:type="spellStart"/>
-      <w:r>
-        <w:t>cisco</w:t>
-      </w:r>
-      <w:proofErr w:type="spellEnd"/>
-      <w:r>
-        <w:t xml:space="preserve">                      </w:t>
+        <w:t xml:space="preserve"> cisco                      </w:t>
       </w:r>
       <w:proofErr w:type="gramStart"/>
       <w:r>
@@ -6609,7 +6601,7 @@
     <w:p>
       <w:r>
         <w:pict w14:anchorId="3B699000">
-          <v:rect id="_x0000_i1072" style="width:0;height:1.5pt" o:hralign="center" o:hrstd="t" o:hr="t" fillcolor="#a0a0a0" stroked="f"/>
+          <v:rect id="_x0000_i1048" style="width:0;height:1.5pt" o:hralign="center" o:hrstd="t" o:hr="t" fillcolor="#a0a0a0" stroked="f"/>
         </w:pict>
       </w:r>
     </w:p>
@@ -7427,7 +7419,7 @@
     <w:p>
       <w:r>
         <w:pict w14:anchorId="5BC6317B">
-          <v:rect id="_x0000_i1073" style="width:0;height:1.5pt" o:hralign="center" o:hrstd="t" o:hr="t" fillcolor="#a0a0a0" stroked="f"/>
+          <v:rect id="_x0000_i1049" style="width:0;height:1.5pt" o:hralign="center" o:hrstd="t" o:hr="t" fillcolor="#a0a0a0" stroked="f"/>
         </w:pict>
       </w:r>
     </w:p>
@@ -8181,7 +8173,7 @@
     <w:p>
       <w:r>
         <w:pict w14:anchorId="5D652196">
-          <v:rect id="_x0000_i1074" style="width:0;height:1.5pt" o:hralign="center" o:hrstd="t" o:hr="t" fillcolor="#a0a0a0" stroked="f"/>
+          <v:rect id="_x0000_i1050" style="width:0;height:1.5pt" o:hralign="center" o:hrstd="t" o:hr="t" fillcolor="#a0a0a0" stroked="f"/>
         </w:pict>
       </w:r>
     </w:p>
@@ -8911,7 +8903,7 @@
     <w:p>
       <w:r>
         <w:pict w14:anchorId="0BC65289">
-          <v:rect id="_x0000_i1075" style="width:0;height:1.5pt" o:hralign="center" o:hrstd="t" o:hr="t" fillcolor="#a0a0a0" stroked="f"/>
+          <v:rect id="_x0000_i1051" style="width:0;height:1.5pt" o:hralign="center" o:hrstd="t" o:hr="t" fillcolor="#a0a0a0" stroked="f"/>
         </w:pict>
       </w:r>
     </w:p>
@@ -8993,6 +8985,2449 @@
       </w:r>
     </w:p>
     <w:p/>
+    <w:p>
+      <w:r>
+        <w:t xml:space="preserve">Vždycky nejdřív napiš interface [název], pak </w:t>
+      </w:r>
+      <w:proofErr w:type="spellStart"/>
+      <w:r>
+        <w:t>ip</w:t>
+      </w:r>
+      <w:proofErr w:type="spellEnd"/>
+      <w:r>
+        <w:t xml:space="preserve"> </w:t>
+      </w:r>
+      <w:proofErr w:type="spellStart"/>
+      <w:r>
+        <w:t>address</w:t>
+      </w:r>
+      <w:proofErr w:type="spellEnd"/>
+      <w:r>
+        <w:t xml:space="preserve"> ... a nakonec ten nejdůležitější příkaz no </w:t>
+      </w:r>
+      <w:proofErr w:type="spellStart"/>
+      <w:r>
+        <w:t>shutdown</w:t>
+      </w:r>
+      <w:proofErr w:type="spellEnd"/>
+      <w:r>
+        <w:t>.</w:t>
+      </w:r>
+    </w:p>
+    <w:p>
+      <w:r>
+        <w:pict w14:anchorId="1C755C9A">
+          <v:rect id="_x0000_i1082" style="width:0;height:1.5pt" o:hralign="center" o:hrstd="t" o:hr="t" fillcolor="#a0a0a0" stroked="f"/>
+        </w:pict>
+      </w:r>
+    </w:p>
+    <w:p>
+      <w:pPr>
+        <w:rPr>
+          <w:b/>
+          <w:bCs/>
+        </w:rPr>
+      </w:pPr>
+      <w:r>
+        <w:rPr>
+          <w:b/>
+          <w:bCs/>
+        </w:rPr>
+        <w:t>CENTRÁLNÍ UZEL (R-ISP)</w:t>
+      </w:r>
+    </w:p>
+    <w:p>
+      <w:r>
+        <w:t>Tento router drží celou síť pohromadě.</w:t>
+      </w:r>
+    </w:p>
+    <w:p>
+      <w:proofErr w:type="spellStart"/>
+      <w:r>
+        <w:t>Plaintext</w:t>
+      </w:r>
+      <w:proofErr w:type="spellEnd"/>
+    </w:p>
+    <w:p>
+      <w:r>
+        <w:t>interface FastEthernet0/0</w:t>
+      </w:r>
+    </w:p>
+    <w:p>
+      <w:r>
+        <w:lastRenderedPageBreak/>
+        <w:t xml:space="preserve"> </w:t>
+      </w:r>
+      <w:proofErr w:type="spellStart"/>
+      <w:r>
+        <w:t>ip</w:t>
+      </w:r>
+      <w:proofErr w:type="spellEnd"/>
+      <w:r>
+        <w:t xml:space="preserve"> </w:t>
+      </w:r>
+      <w:proofErr w:type="spellStart"/>
+      <w:r>
+        <w:t>address</w:t>
+      </w:r>
+      <w:proofErr w:type="spellEnd"/>
+      <w:r>
+        <w:t xml:space="preserve"> 192.169.1.193 255.255.255.240</w:t>
+      </w:r>
+    </w:p>
+    <w:p>
+      <w:r>
+        <w:t xml:space="preserve"> no </w:t>
+      </w:r>
+      <w:proofErr w:type="spellStart"/>
+      <w:r>
+        <w:t>shutdown</w:t>
+      </w:r>
+      <w:proofErr w:type="spellEnd"/>
+    </w:p>
+    <w:p>
+      <w:r>
+        <w:pict w14:anchorId="5D6E4301">
+          <v:rect id="_x0000_i1083" style="width:0;height:1.5pt" o:hralign="center" o:hrstd="t" o:hr="t" fillcolor="#a0a0a0" stroked="f"/>
+        </w:pict>
+      </w:r>
+    </w:p>
+    <w:p>
+      <w:pPr>
+        <w:rPr>
+          <w:b/>
+          <w:bCs/>
+        </w:rPr>
+      </w:pPr>
+      <w:r>
+        <w:rPr>
+          <w:b/>
+          <w:bCs/>
+        </w:rPr>
+        <w:t>POBOČKA A (Rozsah 192.168.x.x)</w:t>
+      </w:r>
+    </w:p>
+    <w:p>
+      <w:r>
+        <w:rPr>
+          <w:b/>
+          <w:bCs/>
+        </w:rPr>
+        <w:t>Router R3-A (Hub)</w:t>
+      </w:r>
+    </w:p>
+    <w:p>
+      <w:proofErr w:type="spellStart"/>
+      <w:r>
+        <w:t>Plaintext</w:t>
+      </w:r>
+      <w:proofErr w:type="spellEnd"/>
+    </w:p>
+    <w:p>
+      <w:r>
+        <w:t>interface FastEthernet1/0</w:t>
+      </w:r>
+    </w:p>
+    <w:p>
+      <w:r>
+        <w:t xml:space="preserve"> </w:t>
+      </w:r>
+      <w:proofErr w:type="spellStart"/>
+      <w:r>
+        <w:t>ip</w:t>
+      </w:r>
+      <w:proofErr w:type="spellEnd"/>
+      <w:r>
+        <w:t xml:space="preserve"> </w:t>
+      </w:r>
+      <w:proofErr w:type="spellStart"/>
+      <w:r>
+        <w:t>address</w:t>
+      </w:r>
+      <w:proofErr w:type="spellEnd"/>
+      <w:r>
+        <w:t xml:space="preserve"> 192.169.1.194 255.255.255.240</w:t>
+      </w:r>
+    </w:p>
+    <w:p>
+      <w:r>
+        <w:t xml:space="preserve"> no </w:t>
+      </w:r>
+      <w:proofErr w:type="spellStart"/>
+      <w:r>
+        <w:t>shutdown</w:t>
+      </w:r>
+      <w:proofErr w:type="spellEnd"/>
+    </w:p>
+    <w:p>
+      <w:r>
+        <w:t>interface FastEthernet0/0</w:t>
+      </w:r>
+    </w:p>
+    <w:p>
+      <w:r>
+        <w:t xml:space="preserve"> </w:t>
+      </w:r>
+      <w:proofErr w:type="spellStart"/>
+      <w:r>
+        <w:t>ip</w:t>
+      </w:r>
+      <w:proofErr w:type="spellEnd"/>
+      <w:r>
+        <w:t xml:space="preserve"> </w:t>
+      </w:r>
+      <w:proofErr w:type="spellStart"/>
+      <w:r>
+        <w:t>address</w:t>
+      </w:r>
+      <w:proofErr w:type="spellEnd"/>
+      <w:r>
+        <w:t xml:space="preserve"> 192.168.1.2 255.255.255.252</w:t>
+      </w:r>
+    </w:p>
+    <w:p>
+      <w:r>
+        <w:t xml:space="preserve"> no </w:t>
+      </w:r>
+      <w:proofErr w:type="spellStart"/>
+      <w:r>
+        <w:t>shutdown</w:t>
+      </w:r>
+      <w:proofErr w:type="spellEnd"/>
+    </w:p>
+    <w:p>
+      <w:r>
+        <w:t>interface FastEthernet0/1</w:t>
+      </w:r>
+    </w:p>
+    <w:p>
+      <w:r>
+        <w:t xml:space="preserve"> </w:t>
+      </w:r>
+      <w:proofErr w:type="spellStart"/>
+      <w:r>
+        <w:t>ip</w:t>
+      </w:r>
+      <w:proofErr w:type="spellEnd"/>
+      <w:r>
+        <w:t xml:space="preserve"> </w:t>
+      </w:r>
+      <w:proofErr w:type="spellStart"/>
+      <w:r>
+        <w:t>address</w:t>
+      </w:r>
+      <w:proofErr w:type="spellEnd"/>
+      <w:r>
+        <w:t xml:space="preserve"> 192.168.1.10 255.255.255.252</w:t>
+      </w:r>
+    </w:p>
+    <w:p>
+      <w:r>
+        <w:t xml:space="preserve"> no </w:t>
+      </w:r>
+      <w:proofErr w:type="spellStart"/>
+      <w:r>
+        <w:t>shutdown</w:t>
+      </w:r>
+      <w:proofErr w:type="spellEnd"/>
+    </w:p>
+    <w:p>
+      <w:r>
+        <w:rPr>
+          <w:b/>
+          <w:bCs/>
+        </w:rPr>
+        <w:t>Router R1-A (LAN 1 &amp; 2)</w:t>
+      </w:r>
+    </w:p>
+    <w:p>
+      <w:proofErr w:type="spellStart"/>
+      <w:r>
+        <w:t>Plaintext</w:t>
+      </w:r>
+      <w:proofErr w:type="spellEnd"/>
+    </w:p>
+    <w:p>
+      <w:r>
+        <w:t>interface FastEthernet0/0</w:t>
+      </w:r>
+    </w:p>
+    <w:p>
+      <w:r>
+        <w:t xml:space="preserve"> </w:t>
+      </w:r>
+      <w:proofErr w:type="spellStart"/>
+      <w:r>
+        <w:t>ip</w:t>
+      </w:r>
+      <w:proofErr w:type="spellEnd"/>
+      <w:r>
+        <w:t xml:space="preserve"> </w:t>
+      </w:r>
+      <w:proofErr w:type="spellStart"/>
+      <w:r>
+        <w:t>address</w:t>
+      </w:r>
+      <w:proofErr w:type="spellEnd"/>
+      <w:r>
+        <w:t xml:space="preserve"> 192.168.0.1 255.255.255.192</w:t>
+      </w:r>
+    </w:p>
+    <w:p>
+      <w:r>
+        <w:t xml:space="preserve"> no </w:t>
+      </w:r>
+      <w:proofErr w:type="spellStart"/>
+      <w:r>
+        <w:t>shutdown</w:t>
+      </w:r>
+      <w:proofErr w:type="spellEnd"/>
+    </w:p>
+    <w:p>
+      <w:r>
+        <w:t>interface FastEthernet0/1</w:t>
+      </w:r>
+    </w:p>
+    <w:p>
+      <w:r>
+        <w:t xml:space="preserve"> </w:t>
+      </w:r>
+      <w:proofErr w:type="spellStart"/>
+      <w:r>
+        <w:t>ip</w:t>
+      </w:r>
+      <w:proofErr w:type="spellEnd"/>
+      <w:r>
+        <w:t xml:space="preserve"> </w:t>
+      </w:r>
+      <w:proofErr w:type="spellStart"/>
+      <w:r>
+        <w:t>address</w:t>
+      </w:r>
+      <w:proofErr w:type="spellEnd"/>
+      <w:r>
+        <w:t xml:space="preserve"> 192.168.0.65 255.255.255.192</w:t>
+      </w:r>
+    </w:p>
+    <w:p>
+      <w:r>
+        <w:t xml:space="preserve"> no </w:t>
+      </w:r>
+      <w:proofErr w:type="spellStart"/>
+      <w:r>
+        <w:t>shutdown</w:t>
+      </w:r>
+      <w:proofErr w:type="spellEnd"/>
+    </w:p>
+    <w:p>
+      <w:r>
+        <w:t>interface FastEthernet1/0</w:t>
+      </w:r>
+    </w:p>
+    <w:p>
+      <w:r>
+        <w:t xml:space="preserve"> </w:t>
+      </w:r>
+      <w:proofErr w:type="spellStart"/>
+      <w:r>
+        <w:t>ip</w:t>
+      </w:r>
+      <w:proofErr w:type="spellEnd"/>
+      <w:r>
+        <w:t xml:space="preserve"> </w:t>
+      </w:r>
+      <w:proofErr w:type="spellStart"/>
+      <w:r>
+        <w:t>address</w:t>
+      </w:r>
+      <w:proofErr w:type="spellEnd"/>
+      <w:r>
+        <w:t xml:space="preserve"> 192.168.1.1 255.255.255.252</w:t>
+      </w:r>
+    </w:p>
+    <w:p>
+      <w:r>
+        <w:t xml:space="preserve"> no </w:t>
+      </w:r>
+      <w:proofErr w:type="spellStart"/>
+      <w:r>
+        <w:t>shutdown</w:t>
+      </w:r>
+      <w:proofErr w:type="spellEnd"/>
+    </w:p>
+    <w:p>
+      <w:r>
+        <w:rPr>
+          <w:b/>
+          <w:bCs/>
+        </w:rPr>
+        <w:t>Router R2-A (LAN 3 &amp; 4)</w:t>
+      </w:r>
+    </w:p>
+    <w:p>
+      <w:proofErr w:type="spellStart"/>
+      <w:r>
+        <w:t>Plaintext</w:t>
+      </w:r>
+      <w:proofErr w:type="spellEnd"/>
+    </w:p>
+    <w:p>
+      <w:r>
+        <w:lastRenderedPageBreak/>
+        <w:t>interface FastEthernet0/0</w:t>
+      </w:r>
+    </w:p>
+    <w:p>
+      <w:r>
+        <w:t xml:space="preserve"> </w:t>
+      </w:r>
+      <w:proofErr w:type="spellStart"/>
+      <w:r>
+        <w:t>ip</w:t>
+      </w:r>
+      <w:proofErr w:type="spellEnd"/>
+      <w:r>
+        <w:t xml:space="preserve"> </w:t>
+      </w:r>
+      <w:proofErr w:type="spellStart"/>
+      <w:r>
+        <w:t>address</w:t>
+      </w:r>
+      <w:proofErr w:type="spellEnd"/>
+      <w:r>
+        <w:t xml:space="preserve"> 192.168.0.129 255.255.255.192</w:t>
+      </w:r>
+    </w:p>
+    <w:p>
+      <w:r>
+        <w:t xml:space="preserve"> no </w:t>
+      </w:r>
+      <w:proofErr w:type="spellStart"/>
+      <w:r>
+        <w:t>shutdown</w:t>
+      </w:r>
+      <w:proofErr w:type="spellEnd"/>
+    </w:p>
+    <w:p>
+      <w:r>
+        <w:t>interface FastEthernet0/1</w:t>
+      </w:r>
+    </w:p>
+    <w:p>
+      <w:r>
+        <w:t xml:space="preserve"> </w:t>
+      </w:r>
+      <w:proofErr w:type="spellStart"/>
+      <w:r>
+        <w:t>ip</w:t>
+      </w:r>
+      <w:proofErr w:type="spellEnd"/>
+      <w:r>
+        <w:t xml:space="preserve"> </w:t>
+      </w:r>
+      <w:proofErr w:type="spellStart"/>
+      <w:r>
+        <w:t>address</w:t>
+      </w:r>
+      <w:proofErr w:type="spellEnd"/>
+      <w:r>
+        <w:t xml:space="preserve"> 192.168.0.193 255.255.255.192</w:t>
+      </w:r>
+    </w:p>
+    <w:p>
+      <w:r>
+        <w:t xml:space="preserve"> no </w:t>
+      </w:r>
+      <w:proofErr w:type="spellStart"/>
+      <w:r>
+        <w:t>shutdown</w:t>
+      </w:r>
+      <w:proofErr w:type="spellEnd"/>
+    </w:p>
+    <w:p>
+      <w:r>
+        <w:t>interface FastEthernet1/0</w:t>
+      </w:r>
+    </w:p>
+    <w:p>
+      <w:r>
+        <w:t xml:space="preserve"> </w:t>
+      </w:r>
+      <w:proofErr w:type="spellStart"/>
+      <w:r>
+        <w:t>ip</w:t>
+      </w:r>
+      <w:proofErr w:type="spellEnd"/>
+      <w:r>
+        <w:t xml:space="preserve"> </w:t>
+      </w:r>
+      <w:proofErr w:type="spellStart"/>
+      <w:r>
+        <w:t>address</w:t>
+      </w:r>
+      <w:proofErr w:type="spellEnd"/>
+      <w:r>
+        <w:t xml:space="preserve"> 192.168.1.9 255.255.255.252</w:t>
+      </w:r>
+    </w:p>
+    <w:p>
+      <w:r>
+        <w:t xml:space="preserve"> no </w:t>
+      </w:r>
+      <w:proofErr w:type="spellStart"/>
+      <w:r>
+        <w:t>shutdown</w:t>
+      </w:r>
+      <w:proofErr w:type="spellEnd"/>
+    </w:p>
+    <w:p>
+      <w:r>
+        <w:pict w14:anchorId="6A0D6D01">
+          <v:rect id="_x0000_i1084" style="width:0;height:1.5pt" o:hralign="center" o:hrstd="t" o:hr="t" fillcolor="#a0a0a0" stroked="f"/>
+        </w:pict>
+      </w:r>
+    </w:p>
+    <w:p>
+      <w:pPr>
+        <w:rPr>
+          <w:b/>
+          <w:bCs/>
+        </w:rPr>
+      </w:pPr>
+      <w:r>
+        <w:rPr>
+          <w:b/>
+          <w:bCs/>
+        </w:rPr>
+        <w:t>POBOČKA B (Rozsah 172.17.x.x)</w:t>
+      </w:r>
+    </w:p>
+    <w:p>
+      <w:r>
+        <w:rPr>
+          <w:b/>
+          <w:bCs/>
+        </w:rPr>
+        <w:t>Router R3-B (Hub)</w:t>
+      </w:r>
+    </w:p>
+    <w:p>
+      <w:proofErr w:type="spellStart"/>
+      <w:r>
+        <w:t>Plaintext</w:t>
+      </w:r>
+      <w:proofErr w:type="spellEnd"/>
+    </w:p>
+    <w:p>
+      <w:r>
+        <w:t>interface FastEthernet1/0</w:t>
+      </w:r>
+    </w:p>
+    <w:p>
+      <w:r>
+        <w:t xml:space="preserve"> </w:t>
+      </w:r>
+      <w:proofErr w:type="spellStart"/>
+      <w:r>
+        <w:t>ip</w:t>
+      </w:r>
+      <w:proofErr w:type="spellEnd"/>
+      <w:r>
+        <w:t xml:space="preserve"> </w:t>
+      </w:r>
+      <w:proofErr w:type="spellStart"/>
+      <w:r>
+        <w:t>address</w:t>
+      </w:r>
+      <w:proofErr w:type="spellEnd"/>
+      <w:r>
+        <w:t xml:space="preserve"> 192.169.1.196 255.255.255.240</w:t>
+      </w:r>
+    </w:p>
+    <w:p>
+      <w:r>
+        <w:t xml:space="preserve"> no </w:t>
+      </w:r>
+      <w:proofErr w:type="spellStart"/>
+      <w:r>
+        <w:t>shutdown</w:t>
+      </w:r>
+      <w:proofErr w:type="spellEnd"/>
+    </w:p>
+    <w:p>
+      <w:r>
+        <w:t>interface FastEthernet0/0</w:t>
+      </w:r>
+    </w:p>
+    <w:p>
+      <w:r>
+        <w:t xml:space="preserve"> </w:t>
+      </w:r>
+      <w:proofErr w:type="spellStart"/>
+      <w:r>
+        <w:t>ip</w:t>
+      </w:r>
+      <w:proofErr w:type="spellEnd"/>
+      <w:r>
+        <w:t xml:space="preserve"> </w:t>
+      </w:r>
+      <w:proofErr w:type="spellStart"/>
+      <w:r>
+        <w:t>address</w:t>
+      </w:r>
+      <w:proofErr w:type="spellEnd"/>
+      <w:r>
+        <w:t xml:space="preserve"> 172.17.5.201 255.255.255.252</w:t>
+      </w:r>
+    </w:p>
+    <w:p>
+      <w:r>
+        <w:t xml:space="preserve"> no </w:t>
+      </w:r>
+      <w:proofErr w:type="spellStart"/>
+      <w:r>
+        <w:t>shutdown</w:t>
+      </w:r>
+      <w:proofErr w:type="spellEnd"/>
+    </w:p>
+    <w:p>
+      <w:r>
+        <w:t>interface FastEthernet0/1</w:t>
+      </w:r>
+    </w:p>
+    <w:p>
+      <w:r>
+        <w:t xml:space="preserve"> </w:t>
+      </w:r>
+      <w:proofErr w:type="spellStart"/>
+      <w:r>
+        <w:t>ip</w:t>
+      </w:r>
+      <w:proofErr w:type="spellEnd"/>
+      <w:r>
+        <w:t xml:space="preserve"> </w:t>
+      </w:r>
+      <w:proofErr w:type="spellStart"/>
+      <w:r>
+        <w:t>address</w:t>
+      </w:r>
+      <w:proofErr w:type="spellEnd"/>
+      <w:r>
+        <w:t xml:space="preserve"> 172.17.5.205 255.255.255.252</w:t>
+      </w:r>
+    </w:p>
+    <w:p>
+      <w:r>
+        <w:t xml:space="preserve"> no </w:t>
+      </w:r>
+      <w:proofErr w:type="spellStart"/>
+      <w:r>
+        <w:t>shutdown</w:t>
+      </w:r>
+      <w:proofErr w:type="spellEnd"/>
+    </w:p>
+    <w:p>
+      <w:r>
+        <w:rPr>
+          <w:b/>
+          <w:bCs/>
+        </w:rPr>
+        <w:t>Router R1-B (LAN 1 &amp; 2)</w:t>
+      </w:r>
+    </w:p>
+    <w:p>
+      <w:proofErr w:type="spellStart"/>
+      <w:r>
+        <w:t>Plaintext</w:t>
+      </w:r>
+      <w:proofErr w:type="spellEnd"/>
+    </w:p>
+    <w:p>
+      <w:r>
+        <w:t>interface FastEthernet0/0</w:t>
+      </w:r>
+    </w:p>
+    <w:p>
+      <w:r>
+        <w:t xml:space="preserve"> </w:t>
+      </w:r>
+      <w:proofErr w:type="spellStart"/>
+      <w:r>
+        <w:t>ip</w:t>
+      </w:r>
+      <w:proofErr w:type="spellEnd"/>
+      <w:r>
+        <w:t xml:space="preserve"> </w:t>
+      </w:r>
+      <w:proofErr w:type="spellStart"/>
+      <w:r>
+        <w:t>address</w:t>
+      </w:r>
+      <w:proofErr w:type="spellEnd"/>
+      <w:r>
+        <w:t xml:space="preserve"> 172.17.4.1 255.255.255.192</w:t>
+      </w:r>
+    </w:p>
+    <w:p>
+      <w:r>
+        <w:t xml:space="preserve"> no </w:t>
+      </w:r>
+      <w:proofErr w:type="spellStart"/>
+      <w:r>
+        <w:t>shutdown</w:t>
+      </w:r>
+      <w:proofErr w:type="spellEnd"/>
+    </w:p>
+    <w:p>
+      <w:r>
+        <w:t>interface FastEthernet0/1</w:t>
+      </w:r>
+    </w:p>
+    <w:p>
+      <w:r>
+        <w:lastRenderedPageBreak/>
+        <w:t xml:space="preserve"> </w:t>
+      </w:r>
+      <w:proofErr w:type="spellStart"/>
+      <w:r>
+        <w:t>ip</w:t>
+      </w:r>
+      <w:proofErr w:type="spellEnd"/>
+      <w:r>
+        <w:t xml:space="preserve"> </w:t>
+      </w:r>
+      <w:proofErr w:type="spellStart"/>
+      <w:r>
+        <w:t>address</w:t>
+      </w:r>
+      <w:proofErr w:type="spellEnd"/>
+      <w:r>
+        <w:t xml:space="preserve"> 172.17.4.65 255.255.255.192</w:t>
+      </w:r>
+    </w:p>
+    <w:p>
+      <w:r>
+        <w:t xml:space="preserve"> no </w:t>
+      </w:r>
+      <w:proofErr w:type="spellStart"/>
+      <w:r>
+        <w:t>shutdown</w:t>
+      </w:r>
+      <w:proofErr w:type="spellEnd"/>
+    </w:p>
+    <w:p>
+      <w:r>
+        <w:t>interface FastEthernet1/0</w:t>
+      </w:r>
+    </w:p>
+    <w:p>
+      <w:r>
+        <w:t xml:space="preserve"> </w:t>
+      </w:r>
+      <w:proofErr w:type="spellStart"/>
+      <w:r>
+        <w:t>ip</w:t>
+      </w:r>
+      <w:proofErr w:type="spellEnd"/>
+      <w:r>
+        <w:t xml:space="preserve"> </w:t>
+      </w:r>
+      <w:proofErr w:type="spellStart"/>
+      <w:r>
+        <w:t>address</w:t>
+      </w:r>
+      <w:proofErr w:type="spellEnd"/>
+      <w:r>
+        <w:t xml:space="preserve"> 172.17.5.202 255.255.255.252</w:t>
+      </w:r>
+    </w:p>
+    <w:p>
+      <w:r>
+        <w:t xml:space="preserve"> no </w:t>
+      </w:r>
+      <w:proofErr w:type="spellStart"/>
+      <w:r>
+        <w:t>shutdown</w:t>
+      </w:r>
+      <w:proofErr w:type="spellEnd"/>
+    </w:p>
+    <w:p>
+      <w:r>
+        <w:rPr>
+          <w:b/>
+          <w:bCs/>
+        </w:rPr>
+        <w:t>Router R2-B (LAN 3 &amp; 4)</w:t>
+      </w:r>
+    </w:p>
+    <w:p>
+      <w:proofErr w:type="spellStart"/>
+      <w:r>
+        <w:t>Plaintext</w:t>
+      </w:r>
+      <w:proofErr w:type="spellEnd"/>
+    </w:p>
+    <w:p>
+      <w:r>
+        <w:t>interface FastEthernet0/0</w:t>
+      </w:r>
+    </w:p>
+    <w:p>
+      <w:r>
+        <w:t xml:space="preserve"> </w:t>
+      </w:r>
+      <w:proofErr w:type="spellStart"/>
+      <w:r>
+        <w:t>ip</w:t>
+      </w:r>
+      <w:proofErr w:type="spellEnd"/>
+      <w:r>
+        <w:t xml:space="preserve"> </w:t>
+      </w:r>
+      <w:proofErr w:type="spellStart"/>
+      <w:r>
+        <w:t>address</w:t>
+      </w:r>
+      <w:proofErr w:type="spellEnd"/>
+      <w:r>
+        <w:t xml:space="preserve"> 172.17.4.129 255.255.255.192</w:t>
+      </w:r>
+    </w:p>
+    <w:p>
+      <w:r>
+        <w:t xml:space="preserve"> no </w:t>
+      </w:r>
+      <w:proofErr w:type="spellStart"/>
+      <w:r>
+        <w:t>shutdown</w:t>
+      </w:r>
+      <w:proofErr w:type="spellEnd"/>
+    </w:p>
+    <w:p>
+      <w:r>
+        <w:t>interface FastEthernet0/1</w:t>
+      </w:r>
+    </w:p>
+    <w:p>
+      <w:r>
+        <w:t xml:space="preserve"> </w:t>
+      </w:r>
+      <w:proofErr w:type="spellStart"/>
+      <w:r>
+        <w:t>ip</w:t>
+      </w:r>
+      <w:proofErr w:type="spellEnd"/>
+      <w:r>
+        <w:t xml:space="preserve"> </w:t>
+      </w:r>
+      <w:proofErr w:type="spellStart"/>
+      <w:r>
+        <w:t>address</w:t>
+      </w:r>
+      <w:proofErr w:type="spellEnd"/>
+      <w:r>
+        <w:t xml:space="preserve"> 172.17.4.193 255.255.255.192</w:t>
+      </w:r>
+    </w:p>
+    <w:p>
+      <w:r>
+        <w:t xml:space="preserve"> no </w:t>
+      </w:r>
+      <w:proofErr w:type="spellStart"/>
+      <w:r>
+        <w:t>shutdown</w:t>
+      </w:r>
+      <w:proofErr w:type="spellEnd"/>
+    </w:p>
+    <w:p>
+      <w:r>
+        <w:t>interface FastEthernet1/0</w:t>
+      </w:r>
+    </w:p>
+    <w:p>
+      <w:r>
+        <w:t xml:space="preserve"> </w:t>
+      </w:r>
+      <w:proofErr w:type="spellStart"/>
+      <w:r>
+        <w:t>ip</w:t>
+      </w:r>
+      <w:proofErr w:type="spellEnd"/>
+      <w:r>
+        <w:t xml:space="preserve"> </w:t>
+      </w:r>
+      <w:proofErr w:type="spellStart"/>
+      <w:r>
+        <w:t>address</w:t>
+      </w:r>
+      <w:proofErr w:type="spellEnd"/>
+      <w:r>
+        <w:t xml:space="preserve"> 172.17.5.206 255.255.255.252</w:t>
+      </w:r>
+    </w:p>
+    <w:p>
+      <w:r>
+        <w:t xml:space="preserve"> no </w:t>
+      </w:r>
+      <w:proofErr w:type="spellStart"/>
+      <w:r>
+        <w:t>shutdown</w:t>
+      </w:r>
+      <w:proofErr w:type="spellEnd"/>
+    </w:p>
+    <w:p>
+      <w:r>
+        <w:pict w14:anchorId="201BB1EE">
+          <v:rect id="_x0000_i1085" style="width:0;height:1.5pt" o:hralign="center" o:hrstd="t" o:hr="t" fillcolor="#a0a0a0" stroked="f"/>
+        </w:pict>
+      </w:r>
+    </w:p>
+    <w:p>
+      <w:pPr>
+        <w:rPr>
+          <w:b/>
+          <w:bCs/>
+        </w:rPr>
+      </w:pPr>
+      <w:r>
+        <w:rPr>
+          <w:b/>
+          <w:bCs/>
+        </w:rPr>
+        <w:t>POBOČKA C (Rozsah 10.1.x.x)</w:t>
+      </w:r>
+    </w:p>
+    <w:p>
+      <w:r>
+        <w:rPr>
+          <w:b/>
+          <w:bCs/>
+        </w:rPr>
+        <w:t>Router R3-C (Hub)</w:t>
+      </w:r>
+    </w:p>
+    <w:p>
+      <w:proofErr w:type="spellStart"/>
+      <w:r>
+        <w:t>Plaintext</w:t>
+      </w:r>
+      <w:proofErr w:type="spellEnd"/>
+    </w:p>
+    <w:p>
+      <w:r>
+        <w:t>interface FastEthernet1/0</w:t>
+      </w:r>
+    </w:p>
+    <w:p>
+      <w:r>
+        <w:t xml:space="preserve"> </w:t>
+      </w:r>
+      <w:proofErr w:type="spellStart"/>
+      <w:r>
+        <w:t>ip</w:t>
+      </w:r>
+      <w:proofErr w:type="spellEnd"/>
+      <w:r>
+        <w:t xml:space="preserve"> </w:t>
+      </w:r>
+      <w:proofErr w:type="spellStart"/>
+      <w:r>
+        <w:t>address</w:t>
+      </w:r>
+      <w:proofErr w:type="spellEnd"/>
+      <w:r>
+        <w:t xml:space="preserve"> 192.169.1.195 255.255.255.240</w:t>
+      </w:r>
+    </w:p>
+    <w:p>
+      <w:r>
+        <w:t xml:space="preserve"> no </w:t>
+      </w:r>
+      <w:proofErr w:type="spellStart"/>
+      <w:r>
+        <w:t>shutdown</w:t>
+      </w:r>
+      <w:proofErr w:type="spellEnd"/>
+    </w:p>
+    <w:p>
+      <w:r>
+        <w:t>interface FastEthernet0/0</w:t>
+      </w:r>
+    </w:p>
+    <w:p>
+      <w:r>
+        <w:t xml:space="preserve"> </w:t>
+      </w:r>
+      <w:proofErr w:type="spellStart"/>
+      <w:r>
+        <w:t>ip</w:t>
+      </w:r>
+      <w:proofErr w:type="spellEnd"/>
+      <w:r>
+        <w:t xml:space="preserve"> </w:t>
+      </w:r>
+      <w:proofErr w:type="spellStart"/>
+      <w:r>
+        <w:t>address</w:t>
+      </w:r>
+      <w:proofErr w:type="spellEnd"/>
+      <w:r>
+        <w:t xml:space="preserve"> 10.1.1.2 255.255.255.252</w:t>
+      </w:r>
+    </w:p>
+    <w:p>
+      <w:r>
+        <w:t xml:space="preserve"> no </w:t>
+      </w:r>
+      <w:proofErr w:type="spellStart"/>
+      <w:r>
+        <w:t>shutdown</w:t>
+      </w:r>
+      <w:proofErr w:type="spellEnd"/>
+    </w:p>
+    <w:p>
+      <w:r>
+        <w:t>interface FastEthernet0/1</w:t>
+      </w:r>
+    </w:p>
+    <w:p>
+      <w:r>
+        <w:t xml:space="preserve"> </w:t>
+      </w:r>
+      <w:proofErr w:type="spellStart"/>
+      <w:r>
+        <w:t>ip</w:t>
+      </w:r>
+      <w:proofErr w:type="spellEnd"/>
+      <w:r>
+        <w:t xml:space="preserve"> </w:t>
+      </w:r>
+      <w:proofErr w:type="spellStart"/>
+      <w:r>
+        <w:t>address</w:t>
+      </w:r>
+      <w:proofErr w:type="spellEnd"/>
+      <w:r>
+        <w:t xml:space="preserve"> 10.1.1.10 255.255.255.252</w:t>
+      </w:r>
+    </w:p>
+    <w:p>
+      <w:r>
+        <w:lastRenderedPageBreak/>
+        <w:t xml:space="preserve"> no </w:t>
+      </w:r>
+      <w:proofErr w:type="spellStart"/>
+      <w:r>
+        <w:t>shutdown</w:t>
+      </w:r>
+      <w:proofErr w:type="spellEnd"/>
+    </w:p>
+    <w:p>
+      <w:r>
+        <w:rPr>
+          <w:b/>
+          <w:bCs/>
+        </w:rPr>
+        <w:t>Router R1-C (LAN 1 &amp; 2)</w:t>
+      </w:r>
+    </w:p>
+    <w:p>
+      <w:proofErr w:type="spellStart"/>
+      <w:r>
+        <w:t>Plaintext</w:t>
+      </w:r>
+      <w:proofErr w:type="spellEnd"/>
+    </w:p>
+    <w:p>
+      <w:r>
+        <w:t>interface FastEthernet0/0</w:t>
+      </w:r>
+    </w:p>
+    <w:p>
+      <w:r>
+        <w:t xml:space="preserve"> </w:t>
+      </w:r>
+      <w:proofErr w:type="spellStart"/>
+      <w:r>
+        <w:t>ip</w:t>
+      </w:r>
+      <w:proofErr w:type="spellEnd"/>
+      <w:r>
+        <w:t xml:space="preserve"> </w:t>
+      </w:r>
+      <w:proofErr w:type="spellStart"/>
+      <w:r>
+        <w:t>address</w:t>
+      </w:r>
+      <w:proofErr w:type="spellEnd"/>
+      <w:r>
+        <w:t xml:space="preserve"> 10.1.0.1 255.255.255.192</w:t>
+      </w:r>
+    </w:p>
+    <w:p>
+      <w:r>
+        <w:t xml:space="preserve"> no </w:t>
+      </w:r>
+      <w:proofErr w:type="spellStart"/>
+      <w:r>
+        <w:t>shutdown</w:t>
+      </w:r>
+      <w:proofErr w:type="spellEnd"/>
+    </w:p>
+    <w:p>
+      <w:r>
+        <w:t>interface FastEthernet0/1</w:t>
+      </w:r>
+    </w:p>
+    <w:p>
+      <w:r>
+        <w:t xml:space="preserve"> </w:t>
+      </w:r>
+      <w:proofErr w:type="spellStart"/>
+      <w:r>
+        <w:t>ip</w:t>
+      </w:r>
+      <w:proofErr w:type="spellEnd"/>
+      <w:r>
+        <w:t xml:space="preserve"> </w:t>
+      </w:r>
+      <w:proofErr w:type="spellStart"/>
+      <w:r>
+        <w:t>address</w:t>
+      </w:r>
+      <w:proofErr w:type="spellEnd"/>
+      <w:r>
+        <w:t xml:space="preserve"> 10.1.0.65 255.255.255.192</w:t>
+      </w:r>
+    </w:p>
+    <w:p>
+      <w:r>
+        <w:t xml:space="preserve"> no </w:t>
+      </w:r>
+      <w:proofErr w:type="spellStart"/>
+      <w:r>
+        <w:t>shutdown</w:t>
+      </w:r>
+      <w:proofErr w:type="spellEnd"/>
+    </w:p>
+    <w:p>
+      <w:r>
+        <w:t>interface FastEthernet1/0</w:t>
+      </w:r>
+    </w:p>
+    <w:p>
+      <w:r>
+        <w:t xml:space="preserve"> </w:t>
+      </w:r>
+      <w:proofErr w:type="spellStart"/>
+      <w:r>
+        <w:t>ip</w:t>
+      </w:r>
+      <w:proofErr w:type="spellEnd"/>
+      <w:r>
+        <w:t xml:space="preserve"> </w:t>
+      </w:r>
+      <w:proofErr w:type="spellStart"/>
+      <w:r>
+        <w:t>address</w:t>
+      </w:r>
+      <w:proofErr w:type="spellEnd"/>
+      <w:r>
+        <w:t xml:space="preserve"> 10.1.1.1 255.255.255.252</w:t>
+      </w:r>
+    </w:p>
+    <w:p>
+      <w:r>
+        <w:t xml:space="preserve"> no </w:t>
+      </w:r>
+      <w:proofErr w:type="spellStart"/>
+      <w:r>
+        <w:t>shutdown</w:t>
+      </w:r>
+      <w:proofErr w:type="spellEnd"/>
+    </w:p>
+    <w:p>
+      <w:r>
+        <w:rPr>
+          <w:b/>
+          <w:bCs/>
+        </w:rPr>
+        <w:t>Router R2-C (LAN 3 &amp; 4)</w:t>
+      </w:r>
+    </w:p>
+    <w:p>
+      <w:proofErr w:type="spellStart"/>
+      <w:r>
+        <w:t>Plaintext</w:t>
+      </w:r>
+      <w:proofErr w:type="spellEnd"/>
+    </w:p>
+    <w:p>
+      <w:r>
+        <w:t>interface FastEthernet0/0</w:t>
+      </w:r>
+    </w:p>
+    <w:p>
+      <w:r>
+        <w:t xml:space="preserve"> </w:t>
+      </w:r>
+      <w:proofErr w:type="spellStart"/>
+      <w:r>
+        <w:t>ip</w:t>
+      </w:r>
+      <w:proofErr w:type="spellEnd"/>
+      <w:r>
+        <w:t xml:space="preserve"> </w:t>
+      </w:r>
+      <w:proofErr w:type="spellStart"/>
+      <w:r>
+        <w:t>address</w:t>
+      </w:r>
+      <w:proofErr w:type="spellEnd"/>
+      <w:r>
+        <w:t xml:space="preserve"> 10.1.0.129 255.255.255.192</w:t>
+      </w:r>
+    </w:p>
+    <w:p>
+      <w:r>
+        <w:t xml:space="preserve"> no </w:t>
+      </w:r>
+      <w:proofErr w:type="spellStart"/>
+      <w:r>
+        <w:t>shutdown</w:t>
+      </w:r>
+      <w:proofErr w:type="spellEnd"/>
+    </w:p>
+    <w:p>
+      <w:r>
+        <w:t>interface FastEthernet0/1</w:t>
+      </w:r>
+    </w:p>
+    <w:p>
+      <w:r>
+        <w:t xml:space="preserve"> </w:t>
+      </w:r>
+      <w:proofErr w:type="spellStart"/>
+      <w:r>
+        <w:t>ip</w:t>
+      </w:r>
+      <w:proofErr w:type="spellEnd"/>
+      <w:r>
+        <w:t xml:space="preserve"> </w:t>
+      </w:r>
+      <w:proofErr w:type="spellStart"/>
+      <w:r>
+        <w:t>address</w:t>
+      </w:r>
+      <w:proofErr w:type="spellEnd"/>
+      <w:r>
+        <w:t xml:space="preserve"> 10.1.0.193 255.255.255.192</w:t>
+      </w:r>
+    </w:p>
+    <w:p>
+      <w:r>
+        <w:t xml:space="preserve"> no </w:t>
+      </w:r>
+      <w:proofErr w:type="spellStart"/>
+      <w:r>
+        <w:t>shutdown</w:t>
+      </w:r>
+      <w:proofErr w:type="spellEnd"/>
+    </w:p>
+    <w:p>
+      <w:r>
+        <w:t>interface FastEthernet1/0</w:t>
+      </w:r>
+    </w:p>
+    <w:p>
+      <w:r>
+        <w:t xml:space="preserve"> </w:t>
+      </w:r>
+      <w:proofErr w:type="spellStart"/>
+      <w:r>
+        <w:t>ip</w:t>
+      </w:r>
+      <w:proofErr w:type="spellEnd"/>
+      <w:r>
+        <w:t xml:space="preserve"> </w:t>
+      </w:r>
+      <w:proofErr w:type="spellStart"/>
+      <w:r>
+        <w:t>address</w:t>
+      </w:r>
+      <w:proofErr w:type="spellEnd"/>
+      <w:r>
+        <w:t xml:space="preserve"> 10.1.1.9 255.255.255.252</w:t>
+      </w:r>
+    </w:p>
+    <w:p>
+      <w:r>
+        <w:t xml:space="preserve"> no </w:t>
+      </w:r>
+      <w:proofErr w:type="spellStart"/>
+      <w:r>
+        <w:t>shutdown</w:t>
+      </w:r>
+      <w:proofErr w:type="spellEnd"/>
+    </w:p>
+    <w:p>
+      <w:r>
+        <w:pict w14:anchorId="6185C6E2">
+          <v:rect id="_x0000_i1086" style="width:0;height:1.5pt" o:hralign="center" o:hrstd="t" o:hr="t" fillcolor="#a0a0a0" stroked="f"/>
+        </w:pict>
+      </w:r>
+    </w:p>
+    <w:p>
+      <w:r>
+        <w:t xml:space="preserve">Až to tam všechno nasázíš, použij tento „zlatý“ příkaz: show </w:t>
+      </w:r>
+      <w:proofErr w:type="spellStart"/>
+      <w:r>
+        <w:t>ip</w:t>
+      </w:r>
+      <w:proofErr w:type="spellEnd"/>
+      <w:r>
+        <w:t xml:space="preserve"> interface </w:t>
+      </w:r>
+      <w:proofErr w:type="spellStart"/>
+      <w:r>
+        <w:t>brief</w:t>
+      </w:r>
+      <w:proofErr w:type="spellEnd"/>
+    </w:p>
+    <w:p>
+      <w:r>
+        <w:t xml:space="preserve">V tabulce, která ti vyskočí, musíš u všech portů vidět ve sloupcích </w:t>
+      </w:r>
+      <w:r>
+        <w:rPr>
+          <w:b/>
+          <w:bCs/>
+        </w:rPr>
+        <w:t>Status</w:t>
+      </w:r>
+      <w:r>
+        <w:t xml:space="preserve"> a </w:t>
+      </w:r>
+      <w:proofErr w:type="spellStart"/>
+      <w:r>
+        <w:rPr>
+          <w:b/>
+          <w:bCs/>
+        </w:rPr>
+        <w:t>Protocol</w:t>
+      </w:r>
+      <w:proofErr w:type="spellEnd"/>
+      <w:r>
+        <w:t xml:space="preserve"> stav </w:t>
+      </w:r>
+      <w:r>
+        <w:rPr>
+          <w:b/>
+          <w:bCs/>
+        </w:rPr>
+        <w:t>up / up</w:t>
+      </w:r>
+      <w:r>
+        <w:t>. Pokud tam máš u Statusu „</w:t>
+      </w:r>
+      <w:proofErr w:type="spellStart"/>
+      <w:r>
+        <w:t>administratively</w:t>
+      </w:r>
+      <w:proofErr w:type="spellEnd"/>
+      <w:r>
+        <w:t xml:space="preserve"> </w:t>
+      </w:r>
+      <w:proofErr w:type="spellStart"/>
+      <w:r>
+        <w:t>down</w:t>
+      </w:r>
+      <w:proofErr w:type="spellEnd"/>
+      <w:r>
+        <w:t xml:space="preserve">“, znamená to, že jsi na ten port zapomněl napsat no </w:t>
+      </w:r>
+      <w:proofErr w:type="spellStart"/>
+      <w:r>
+        <w:t>shutdown</w:t>
+      </w:r>
+      <w:proofErr w:type="spellEnd"/>
+      <w:r>
+        <w:t>.</w:t>
+      </w:r>
+    </w:p>
+    <w:p>
+      <w:pPr>
+        <w:rPr>
+          <w:b/>
+          <w:bCs/>
+        </w:rPr>
+      </w:pPr>
+      <w:r>
+        <w:rPr>
+          <w:b/>
+          <w:bCs/>
+        </w:rPr>
+        <w:t>R-ISP (Centrála)</w:t>
+      </w:r>
+    </w:p>
+    <w:p>
+      <w:proofErr w:type="spellStart"/>
+      <w:r>
+        <w:lastRenderedPageBreak/>
+        <w:t>Plaintext</w:t>
+      </w:r>
+      <w:proofErr w:type="spellEnd"/>
+    </w:p>
+    <w:p>
+      <w:proofErr w:type="spellStart"/>
+      <w:r>
+        <w:t>ip</w:t>
+      </w:r>
+      <w:proofErr w:type="spellEnd"/>
+      <w:r>
+        <w:t xml:space="preserve"> </w:t>
+      </w:r>
+      <w:proofErr w:type="spellStart"/>
+      <w:r>
+        <w:t>route</w:t>
+      </w:r>
+      <w:proofErr w:type="spellEnd"/>
+      <w:r>
+        <w:t xml:space="preserve"> 192.168.0.0 255.255.254.0 192.169.1.194</w:t>
+      </w:r>
+    </w:p>
+    <w:p>
+      <w:proofErr w:type="spellStart"/>
+      <w:r>
+        <w:t>ip</w:t>
+      </w:r>
+      <w:proofErr w:type="spellEnd"/>
+      <w:r>
+        <w:t xml:space="preserve"> </w:t>
+      </w:r>
+      <w:proofErr w:type="spellStart"/>
+      <w:r>
+        <w:t>route</w:t>
+      </w:r>
+      <w:proofErr w:type="spellEnd"/>
+      <w:r>
+        <w:t xml:space="preserve"> 172.17.4.0 255.255.252.0 192.169.1.196</w:t>
+      </w:r>
+    </w:p>
+    <w:p>
+      <w:proofErr w:type="spellStart"/>
+      <w:r>
+        <w:t>ip</w:t>
+      </w:r>
+      <w:proofErr w:type="spellEnd"/>
+      <w:r>
+        <w:t xml:space="preserve"> </w:t>
+      </w:r>
+      <w:proofErr w:type="spellStart"/>
+      <w:r>
+        <w:t>route</w:t>
+      </w:r>
+      <w:proofErr w:type="spellEnd"/>
+      <w:r>
+        <w:t xml:space="preserve"> 10.1.0.0 255.255.254.0 192.169.1.195</w:t>
+      </w:r>
+    </w:p>
+    <w:p>
+      <w:r>
+        <w:t>do write</w:t>
+      </w:r>
+    </w:p>
+    <w:p>
+      <w:r>
+        <w:pict w14:anchorId="091F5A42">
+          <v:rect id="_x0000_i1110" style="width:0;height:1.5pt" o:hralign="center" o:hrstd="t" o:hr="t" fillcolor="#a0a0a0" stroked="f"/>
+        </w:pict>
+      </w:r>
+    </w:p>
+    <w:p>
+      <w:pPr>
+        <w:rPr>
+          <w:b/>
+          <w:bCs/>
+        </w:rPr>
+      </w:pPr>
+      <w:r>
+        <w:rPr>
+          <w:rFonts w:ascii="Segoe UI Emoji" w:hAnsi="Segoe UI Emoji" w:cs="Segoe UI Emoji"/>
+          <w:b/>
+          <w:bCs/>
+        </w:rPr>
+        <w:t>🏢</w:t>
+      </w:r>
+      <w:r>
+        <w:rPr>
+          <w:b/>
+          <w:bCs/>
+        </w:rPr>
+        <w:t xml:space="preserve"> POBOČKA A (192.168.0.0/23)</w:t>
+      </w:r>
+    </w:p>
+    <w:p>
+      <w:r>
+        <w:rPr>
+          <w:b/>
+          <w:bCs/>
+        </w:rPr>
+        <w:t>R3-A (Hub)</w:t>
+      </w:r>
+    </w:p>
+    <w:p>
+      <w:proofErr w:type="spellStart"/>
+      <w:r>
+        <w:t>Plaintext</w:t>
+      </w:r>
+      <w:proofErr w:type="spellEnd"/>
+    </w:p>
+    <w:p>
+      <w:proofErr w:type="spellStart"/>
+      <w:r>
+        <w:t>ip</w:t>
+      </w:r>
+      <w:proofErr w:type="spellEnd"/>
+      <w:r>
+        <w:t xml:space="preserve"> </w:t>
+      </w:r>
+      <w:proofErr w:type="spellStart"/>
+      <w:r>
+        <w:t>route</w:t>
+      </w:r>
+      <w:proofErr w:type="spellEnd"/>
+      <w:r>
+        <w:t xml:space="preserve"> 0.0.0.0 0.0.0.0 192.169.1.193</w:t>
+      </w:r>
+    </w:p>
+    <w:p>
+      <w:proofErr w:type="spellStart"/>
+      <w:r>
+        <w:t>ip</w:t>
+      </w:r>
+      <w:proofErr w:type="spellEnd"/>
+      <w:r>
+        <w:t xml:space="preserve"> </w:t>
+      </w:r>
+      <w:proofErr w:type="spellStart"/>
+      <w:r>
+        <w:t>route</w:t>
+      </w:r>
+      <w:proofErr w:type="spellEnd"/>
+      <w:r>
+        <w:t xml:space="preserve"> 192.168.0.0 255.255.255.192 192.168.1.1</w:t>
+      </w:r>
+    </w:p>
+    <w:p>
+      <w:proofErr w:type="spellStart"/>
+      <w:r>
+        <w:t>ip</w:t>
+      </w:r>
+      <w:proofErr w:type="spellEnd"/>
+      <w:r>
+        <w:t xml:space="preserve"> </w:t>
+      </w:r>
+      <w:proofErr w:type="spellStart"/>
+      <w:r>
+        <w:t>route</w:t>
+      </w:r>
+      <w:proofErr w:type="spellEnd"/>
+      <w:r>
+        <w:t xml:space="preserve"> 192.168.0.64 255.255.255.192 192.168.1.1</w:t>
+      </w:r>
+    </w:p>
+    <w:p>
+      <w:proofErr w:type="spellStart"/>
+      <w:r>
+        <w:t>ip</w:t>
+      </w:r>
+      <w:proofErr w:type="spellEnd"/>
+      <w:r>
+        <w:t xml:space="preserve"> </w:t>
+      </w:r>
+      <w:proofErr w:type="spellStart"/>
+      <w:r>
+        <w:t>route</w:t>
+      </w:r>
+      <w:proofErr w:type="spellEnd"/>
+      <w:r>
+        <w:t xml:space="preserve"> 192.168.0.128 255.255.255.192 192.168.1.9</w:t>
+      </w:r>
+    </w:p>
+    <w:p>
+      <w:proofErr w:type="spellStart"/>
+      <w:r>
+        <w:t>ip</w:t>
+      </w:r>
+      <w:proofErr w:type="spellEnd"/>
+      <w:r>
+        <w:t xml:space="preserve"> </w:t>
+      </w:r>
+      <w:proofErr w:type="spellStart"/>
+      <w:r>
+        <w:t>route</w:t>
+      </w:r>
+      <w:proofErr w:type="spellEnd"/>
+      <w:r>
+        <w:t xml:space="preserve"> 192.168.0.192 255.255.255.192 192.168.1.9</w:t>
+      </w:r>
+    </w:p>
+    <w:p>
+      <w:r>
+        <w:t>do write</w:t>
+      </w:r>
+    </w:p>
+    <w:p>
+      <w:r>
+        <w:rPr>
+          <w:b/>
+          <w:bCs/>
+        </w:rPr>
+        <w:t>R1-A (</w:t>
+      </w:r>
+      <w:proofErr w:type="spellStart"/>
+      <w:r>
+        <w:rPr>
+          <w:b/>
+          <w:bCs/>
+        </w:rPr>
+        <w:t>Edge</w:t>
+      </w:r>
+      <w:proofErr w:type="spellEnd"/>
+      <w:r>
+        <w:rPr>
+          <w:b/>
+          <w:bCs/>
+        </w:rPr>
+        <w:t>)</w:t>
+      </w:r>
+    </w:p>
+    <w:p>
+      <w:proofErr w:type="spellStart"/>
+      <w:r>
+        <w:t>Plaintext</w:t>
+      </w:r>
+      <w:proofErr w:type="spellEnd"/>
+    </w:p>
+    <w:p>
+      <w:proofErr w:type="spellStart"/>
+      <w:r>
+        <w:t>ip</w:t>
+      </w:r>
+      <w:proofErr w:type="spellEnd"/>
+      <w:r>
+        <w:t xml:space="preserve"> </w:t>
+      </w:r>
+      <w:proofErr w:type="spellStart"/>
+      <w:r>
+        <w:t>route</w:t>
+      </w:r>
+      <w:proofErr w:type="spellEnd"/>
+      <w:r>
+        <w:t xml:space="preserve"> 0.0.0.0 0.0.0.0 192.168.1.2</w:t>
+      </w:r>
+    </w:p>
+    <w:p>
+      <w:r>
+        <w:t>do write</w:t>
+      </w:r>
+    </w:p>
+    <w:p>
+      <w:r>
+        <w:rPr>
+          <w:b/>
+          <w:bCs/>
+        </w:rPr>
+        <w:t>R2-A (</w:t>
+      </w:r>
+      <w:proofErr w:type="spellStart"/>
+      <w:r>
+        <w:rPr>
+          <w:b/>
+          <w:bCs/>
+        </w:rPr>
+        <w:t>Edge</w:t>
+      </w:r>
+      <w:proofErr w:type="spellEnd"/>
+      <w:r>
+        <w:rPr>
+          <w:b/>
+          <w:bCs/>
+        </w:rPr>
+        <w:t>)</w:t>
+      </w:r>
+    </w:p>
+    <w:p>
+      <w:proofErr w:type="spellStart"/>
+      <w:r>
+        <w:t>Plaintext</w:t>
+      </w:r>
+      <w:proofErr w:type="spellEnd"/>
+    </w:p>
+    <w:p>
+      <w:proofErr w:type="spellStart"/>
+      <w:r>
+        <w:t>ip</w:t>
+      </w:r>
+      <w:proofErr w:type="spellEnd"/>
+      <w:r>
+        <w:t xml:space="preserve"> </w:t>
+      </w:r>
+      <w:proofErr w:type="spellStart"/>
+      <w:r>
+        <w:t>route</w:t>
+      </w:r>
+      <w:proofErr w:type="spellEnd"/>
+      <w:r>
+        <w:t xml:space="preserve"> 0.0.0.0 0.0.0.0 192.168.1.10</w:t>
+      </w:r>
+    </w:p>
+    <w:p>
+      <w:r>
+        <w:t>do write</w:t>
+      </w:r>
+    </w:p>
+    <w:p>
+      <w:r>
+        <w:pict w14:anchorId="12D65931">
+          <v:rect id="_x0000_i1111" style="width:0;height:1.5pt" o:hralign="center" o:hrstd="t" o:hr="t" fillcolor="#a0a0a0" stroked="f"/>
+        </w:pict>
+      </w:r>
+    </w:p>
+    <w:p>
+      <w:pPr>
+        <w:rPr>
+          <w:b/>
+          <w:bCs/>
+        </w:rPr>
+      </w:pPr>
+      <w:r>
+        <w:rPr>
+          <w:rFonts w:ascii="Segoe UI Emoji" w:hAnsi="Segoe UI Emoji" w:cs="Segoe UI Emoji"/>
+          <w:b/>
+          <w:bCs/>
+        </w:rPr>
+        <w:t>🏢</w:t>
+      </w:r>
+      <w:r>
+        <w:rPr>
+          <w:b/>
+          <w:bCs/>
+        </w:rPr>
+        <w:t xml:space="preserve"> POBOČKA B (172.17.4.0/22)</w:t>
+      </w:r>
+    </w:p>
+    <w:p>
+      <w:r>
+        <w:rPr>
+          <w:b/>
+          <w:bCs/>
+        </w:rPr>
+        <w:t>R3-B (Hub)</w:t>
+      </w:r>
+    </w:p>
+    <w:p>
+      <w:proofErr w:type="spellStart"/>
+      <w:r>
+        <w:t>Plaintext</w:t>
+      </w:r>
+      <w:proofErr w:type="spellEnd"/>
+    </w:p>
+    <w:p>
+      <w:proofErr w:type="spellStart"/>
+      <w:r>
+        <w:t>ip</w:t>
+      </w:r>
+      <w:proofErr w:type="spellEnd"/>
+      <w:r>
+        <w:t xml:space="preserve"> </w:t>
+      </w:r>
+      <w:proofErr w:type="spellStart"/>
+      <w:r>
+        <w:t>route</w:t>
+      </w:r>
+      <w:proofErr w:type="spellEnd"/>
+      <w:r>
+        <w:t xml:space="preserve"> 0.0.0.0 0.0.0.0 192.169.1.193</w:t>
+      </w:r>
+    </w:p>
+    <w:p>
+      <w:proofErr w:type="spellStart"/>
+      <w:r>
+        <w:lastRenderedPageBreak/>
+        <w:t>ip</w:t>
+      </w:r>
+      <w:proofErr w:type="spellEnd"/>
+      <w:r>
+        <w:t xml:space="preserve"> </w:t>
+      </w:r>
+      <w:proofErr w:type="spellStart"/>
+      <w:r>
+        <w:t>route</w:t>
+      </w:r>
+      <w:proofErr w:type="spellEnd"/>
+      <w:r>
+        <w:t xml:space="preserve"> 172.17.4.0 255.255.255.192 172.17.5.202</w:t>
+      </w:r>
+    </w:p>
+    <w:p>
+      <w:proofErr w:type="spellStart"/>
+      <w:r>
+        <w:t>ip</w:t>
+      </w:r>
+      <w:proofErr w:type="spellEnd"/>
+      <w:r>
+        <w:t xml:space="preserve"> </w:t>
+      </w:r>
+      <w:proofErr w:type="spellStart"/>
+      <w:r>
+        <w:t>route</w:t>
+      </w:r>
+      <w:proofErr w:type="spellEnd"/>
+      <w:r>
+        <w:t xml:space="preserve"> 172.17.4.64 255.255.255.192 172.17.5.202</w:t>
+      </w:r>
+    </w:p>
+    <w:p>
+      <w:proofErr w:type="spellStart"/>
+      <w:r>
+        <w:t>ip</w:t>
+      </w:r>
+      <w:proofErr w:type="spellEnd"/>
+      <w:r>
+        <w:t xml:space="preserve"> </w:t>
+      </w:r>
+      <w:proofErr w:type="spellStart"/>
+      <w:r>
+        <w:t>route</w:t>
+      </w:r>
+      <w:proofErr w:type="spellEnd"/>
+      <w:r>
+        <w:t xml:space="preserve"> 172.17.4.128 255.255.255.192 172.17.5.206</w:t>
+      </w:r>
+    </w:p>
+    <w:p>
+      <w:proofErr w:type="spellStart"/>
+      <w:r>
+        <w:t>ip</w:t>
+      </w:r>
+      <w:proofErr w:type="spellEnd"/>
+      <w:r>
+        <w:t xml:space="preserve"> </w:t>
+      </w:r>
+      <w:proofErr w:type="spellStart"/>
+      <w:r>
+        <w:t>route</w:t>
+      </w:r>
+      <w:proofErr w:type="spellEnd"/>
+      <w:r>
+        <w:t xml:space="preserve"> 172.17.4.192 255.255.255.192 172.17.5.206</w:t>
+      </w:r>
+    </w:p>
+    <w:p>
+      <w:r>
+        <w:t>do write</w:t>
+      </w:r>
+    </w:p>
+    <w:p>
+      <w:r>
+        <w:rPr>
+          <w:b/>
+          <w:bCs/>
+        </w:rPr>
+        <w:t>R1-B (</w:t>
+      </w:r>
+      <w:proofErr w:type="spellStart"/>
+      <w:r>
+        <w:rPr>
+          <w:b/>
+          <w:bCs/>
+        </w:rPr>
+        <w:t>Edge</w:t>
+      </w:r>
+      <w:proofErr w:type="spellEnd"/>
+      <w:r>
+        <w:rPr>
+          <w:b/>
+          <w:bCs/>
+        </w:rPr>
+        <w:t>)</w:t>
+      </w:r>
+    </w:p>
+    <w:p>
+      <w:proofErr w:type="spellStart"/>
+      <w:r>
+        <w:t>Plaintext</w:t>
+      </w:r>
+      <w:proofErr w:type="spellEnd"/>
+    </w:p>
+    <w:p>
+      <w:proofErr w:type="spellStart"/>
+      <w:r>
+        <w:t>ip</w:t>
+      </w:r>
+      <w:proofErr w:type="spellEnd"/>
+      <w:r>
+        <w:t xml:space="preserve"> </w:t>
+      </w:r>
+      <w:proofErr w:type="spellStart"/>
+      <w:r>
+        <w:t>route</w:t>
+      </w:r>
+      <w:proofErr w:type="spellEnd"/>
+      <w:r>
+        <w:t xml:space="preserve"> 0.0.0.0 0.0.0.0 172.17.5.201</w:t>
+      </w:r>
+    </w:p>
+    <w:p>
+      <w:r>
+        <w:t>do write</w:t>
+      </w:r>
+    </w:p>
+    <w:p>
+      <w:r>
+        <w:rPr>
+          <w:b/>
+          <w:bCs/>
+        </w:rPr>
+        <w:t>R2-B (</w:t>
+      </w:r>
+      <w:proofErr w:type="spellStart"/>
+      <w:r>
+        <w:rPr>
+          <w:b/>
+          <w:bCs/>
+        </w:rPr>
+        <w:t>Edge</w:t>
+      </w:r>
+      <w:proofErr w:type="spellEnd"/>
+      <w:r>
+        <w:rPr>
+          <w:b/>
+          <w:bCs/>
+        </w:rPr>
+        <w:t>)</w:t>
+      </w:r>
+    </w:p>
+    <w:p>
+      <w:proofErr w:type="spellStart"/>
+      <w:r>
+        <w:t>Plaintext</w:t>
+      </w:r>
+      <w:proofErr w:type="spellEnd"/>
+    </w:p>
+    <w:p>
+      <w:proofErr w:type="spellStart"/>
+      <w:r>
+        <w:t>ip</w:t>
+      </w:r>
+      <w:proofErr w:type="spellEnd"/>
+      <w:r>
+        <w:t xml:space="preserve"> </w:t>
+      </w:r>
+      <w:proofErr w:type="spellStart"/>
+      <w:r>
+        <w:t>route</w:t>
+      </w:r>
+      <w:proofErr w:type="spellEnd"/>
+      <w:r>
+        <w:t xml:space="preserve"> 0.0.0.0 0.0.0.0 172.17.5.205</w:t>
+      </w:r>
+    </w:p>
+    <w:p>
+      <w:r>
+        <w:t>do write</w:t>
+      </w:r>
+    </w:p>
+    <w:p>
+      <w:r>
+        <w:pict w14:anchorId="44285DA7">
+          <v:rect id="_x0000_i1112" style="width:0;height:1.5pt" o:hralign="center" o:hrstd="t" o:hr="t" fillcolor="#a0a0a0" stroked="f"/>
+        </w:pict>
+      </w:r>
+    </w:p>
+    <w:p>
+      <w:pPr>
+        <w:rPr>
+          <w:b/>
+          <w:bCs/>
+        </w:rPr>
+      </w:pPr>
+      <w:r>
+        <w:rPr>
+          <w:rFonts w:ascii="Segoe UI Emoji" w:hAnsi="Segoe UI Emoji" w:cs="Segoe UI Emoji"/>
+          <w:b/>
+          <w:bCs/>
+        </w:rPr>
+        <w:t>🏢</w:t>
+      </w:r>
+      <w:r>
+        <w:rPr>
+          <w:b/>
+          <w:bCs/>
+        </w:rPr>
+        <w:t xml:space="preserve"> POBOČKA C (10.1.0.0/23)</w:t>
+      </w:r>
+    </w:p>
+    <w:p>
+      <w:r>
+        <w:rPr>
+          <w:b/>
+          <w:bCs/>
+        </w:rPr>
+        <w:t>R3-C (Hub)</w:t>
+      </w:r>
+    </w:p>
+    <w:p>
+      <w:proofErr w:type="spellStart"/>
+      <w:r>
+        <w:t>Plaintext</w:t>
+      </w:r>
+      <w:proofErr w:type="spellEnd"/>
+    </w:p>
+    <w:p>
+      <w:proofErr w:type="spellStart"/>
+      <w:r>
+        <w:t>ip</w:t>
+      </w:r>
+      <w:proofErr w:type="spellEnd"/>
+      <w:r>
+        <w:t xml:space="preserve"> </w:t>
+      </w:r>
+      <w:proofErr w:type="spellStart"/>
+      <w:r>
+        <w:t>route</w:t>
+      </w:r>
+      <w:proofErr w:type="spellEnd"/>
+      <w:r>
+        <w:t xml:space="preserve"> 0.0.0.0 0.0.0.0 192.169.1.193</w:t>
+      </w:r>
+    </w:p>
+    <w:p>
+      <w:proofErr w:type="spellStart"/>
+      <w:r>
+        <w:t>ip</w:t>
+      </w:r>
+      <w:proofErr w:type="spellEnd"/>
+      <w:r>
+        <w:t xml:space="preserve"> </w:t>
+      </w:r>
+      <w:proofErr w:type="spellStart"/>
+      <w:r>
+        <w:t>route</w:t>
+      </w:r>
+      <w:proofErr w:type="spellEnd"/>
+      <w:r>
+        <w:t xml:space="preserve"> 10.1.0.0 255.255.255.192 10.1.1.1</w:t>
+      </w:r>
+    </w:p>
+    <w:p>
+      <w:proofErr w:type="spellStart"/>
+      <w:r>
+        <w:t>ip</w:t>
+      </w:r>
+      <w:proofErr w:type="spellEnd"/>
+      <w:r>
+        <w:t xml:space="preserve"> </w:t>
+      </w:r>
+      <w:proofErr w:type="spellStart"/>
+      <w:r>
+        <w:t>route</w:t>
+      </w:r>
+      <w:proofErr w:type="spellEnd"/>
+      <w:r>
+        <w:t xml:space="preserve"> 10.1.0.64 255.255.255.192 10.1.1.1</w:t>
+      </w:r>
+    </w:p>
+    <w:p>
+      <w:proofErr w:type="spellStart"/>
+      <w:r>
+        <w:t>ip</w:t>
+      </w:r>
+      <w:proofErr w:type="spellEnd"/>
+      <w:r>
+        <w:t xml:space="preserve"> </w:t>
+      </w:r>
+      <w:proofErr w:type="spellStart"/>
+      <w:r>
+        <w:t>route</w:t>
+      </w:r>
+      <w:proofErr w:type="spellEnd"/>
+      <w:r>
+        <w:t xml:space="preserve"> 10.1.0.128 255.255.255.192 10.1.1.9</w:t>
+      </w:r>
+    </w:p>
+    <w:p>
+      <w:proofErr w:type="spellStart"/>
+      <w:r>
+        <w:t>ip</w:t>
+      </w:r>
+      <w:proofErr w:type="spellEnd"/>
+      <w:r>
+        <w:t xml:space="preserve"> </w:t>
+      </w:r>
+      <w:proofErr w:type="spellStart"/>
+      <w:r>
+        <w:t>route</w:t>
+      </w:r>
+      <w:proofErr w:type="spellEnd"/>
+      <w:r>
+        <w:t xml:space="preserve"> 10.1.0.192 255.255.255.192 10.1.1.9</w:t>
+      </w:r>
+    </w:p>
+    <w:p>
+      <w:r>
+        <w:t>do write</w:t>
+      </w:r>
+    </w:p>
+    <w:p>
+      <w:r>
+        <w:rPr>
+          <w:b/>
+          <w:bCs/>
+        </w:rPr>
+        <w:t>R1-C (</w:t>
+      </w:r>
+      <w:proofErr w:type="spellStart"/>
+      <w:r>
+        <w:rPr>
+          <w:b/>
+          <w:bCs/>
+        </w:rPr>
+        <w:t>Edge</w:t>
+      </w:r>
+      <w:proofErr w:type="spellEnd"/>
+      <w:r>
+        <w:rPr>
+          <w:b/>
+          <w:bCs/>
+        </w:rPr>
+        <w:t>)</w:t>
+      </w:r>
+    </w:p>
+    <w:p>
+      <w:proofErr w:type="spellStart"/>
+      <w:r>
+        <w:t>Plaintext</w:t>
+      </w:r>
+      <w:proofErr w:type="spellEnd"/>
+    </w:p>
+    <w:p>
+      <w:proofErr w:type="spellStart"/>
+      <w:r>
+        <w:t>ip</w:t>
+      </w:r>
+      <w:proofErr w:type="spellEnd"/>
+      <w:r>
+        <w:t xml:space="preserve"> </w:t>
+      </w:r>
+      <w:proofErr w:type="spellStart"/>
+      <w:r>
+        <w:t>route</w:t>
+      </w:r>
+      <w:proofErr w:type="spellEnd"/>
+      <w:r>
+        <w:t xml:space="preserve"> 0.0.0.0 0.0.0.0 10.1.1.2</w:t>
+      </w:r>
+    </w:p>
+    <w:p>
+      <w:r>
+        <w:t>do write</w:t>
+      </w:r>
+    </w:p>
+    <w:p>
+      <w:r>
+        <w:rPr>
+          <w:b/>
+          <w:bCs/>
+        </w:rPr>
+        <w:t>R2-C (</w:t>
+      </w:r>
+      <w:proofErr w:type="spellStart"/>
+      <w:r>
+        <w:rPr>
+          <w:b/>
+          <w:bCs/>
+        </w:rPr>
+        <w:t>Edge</w:t>
+      </w:r>
+      <w:proofErr w:type="spellEnd"/>
+      <w:r>
+        <w:rPr>
+          <w:b/>
+          <w:bCs/>
+        </w:rPr>
+        <w:t>)</w:t>
+      </w:r>
+    </w:p>
+    <w:p>
+      <w:proofErr w:type="spellStart"/>
+      <w:r>
+        <w:lastRenderedPageBreak/>
+        <w:t>Plaintext</w:t>
+      </w:r>
+      <w:proofErr w:type="spellEnd"/>
+    </w:p>
+    <w:p>
+      <w:proofErr w:type="spellStart"/>
+      <w:r>
+        <w:t>ip</w:t>
+      </w:r>
+      <w:proofErr w:type="spellEnd"/>
+      <w:r>
+        <w:t xml:space="preserve"> </w:t>
+      </w:r>
+      <w:proofErr w:type="spellStart"/>
+      <w:r>
+        <w:t>route</w:t>
+      </w:r>
+      <w:proofErr w:type="spellEnd"/>
+      <w:r>
+        <w:t xml:space="preserve"> 0.0.0.0 0.0.0.0 10.1.1.10</w:t>
+      </w:r>
+    </w:p>
+    <w:p>
+      <w:r>
+        <w:t>do write</w:t>
+      </w:r>
+    </w:p>
+    <w:p>
+      <w:r>
+        <w:rPr>
+          <w:noProof/>
+        </w:rPr>
+        <w:drawing>
+          <wp:inline distT="0" distB="0" distL="0" distR="0" wp14:anchorId="699B0AE9" wp14:editId="7BFE73AB">
+            <wp:extent cx="4933287" cy="1434948"/>
+            <wp:effectExtent l="0" t="0" r="1270" b="0"/>
+            <wp:docPr id="19975786" name="Obrázek 2"/>
+            <wp:cNvGraphicFramePr>
+              <a:graphicFrameLocks xmlns:a="http://schemas.openxmlformats.org/drawingml/2006/main" noChangeAspect="1"/>
+            </wp:cNvGraphicFramePr>
+            <a:graphic xmlns:a="http://schemas.openxmlformats.org/drawingml/2006/main">
+              <a:graphicData uri="http://schemas.openxmlformats.org/drawingml/2006/picture">
+                <pic:pic xmlns:pic="http://schemas.openxmlformats.org/drawingml/2006/picture">
+                  <pic:nvPicPr>
+                    <pic:cNvPr id="0" name="Picture 29"/>
+                    <pic:cNvPicPr>
+                      <a:picLocks noChangeAspect="1" noChangeArrowheads="1"/>
+                    </pic:cNvPicPr>
+                  </pic:nvPicPr>
+                  <pic:blipFill>
+                    <a:blip r:embed="rId8">
+                      <a:extLst>
+                        <a:ext uri="{28A0092B-C50C-407E-A947-70E740481C1C}">
+                          <a14:useLocalDpi xmlns:a14="http://schemas.microsoft.com/office/drawing/2010/main" val="0"/>
+                        </a:ext>
+                      </a:extLst>
+                    </a:blip>
+                    <a:srcRect/>
+                    <a:stretch>
+                      <a:fillRect/>
+                    </a:stretch>
+                  </pic:blipFill>
+                  <pic:spPr bwMode="auto">
+                    <a:xfrm>
+                      <a:off x="0" y="0"/>
+                      <a:ext cx="4948629" cy="1439411"/>
+                    </a:xfrm>
+                    <a:prstGeom prst="rect">
+                      <a:avLst/>
+                    </a:prstGeom>
+                    <a:noFill/>
+                  </pic:spPr>
+                </pic:pic>
+              </a:graphicData>
+            </a:graphic>
+          </wp:inline>
+        </w:drawing>
+      </w:r>
+    </w:p>
+    <w:p>
+      <w:r>
+        <w:rPr>
+          <w:noProof/>
+        </w:rPr>
+        <w:drawing>
+          <wp:inline distT="0" distB="0" distL="0" distR="0" wp14:anchorId="4F21C902" wp14:editId="5E293741">
+            <wp:extent cx="4958632" cy="1448883"/>
+            <wp:effectExtent l="0" t="0" r="0" b="0"/>
+            <wp:docPr id="2121010119" name="Obrázek 5"/>
+            <wp:cNvGraphicFramePr>
+              <a:graphicFrameLocks xmlns:a="http://schemas.openxmlformats.org/drawingml/2006/main" noChangeAspect="1"/>
+            </wp:cNvGraphicFramePr>
+            <a:graphic xmlns:a="http://schemas.openxmlformats.org/drawingml/2006/main">
+              <a:graphicData uri="http://schemas.openxmlformats.org/drawingml/2006/picture">
+                <pic:pic xmlns:pic="http://schemas.openxmlformats.org/drawingml/2006/picture">
+                  <pic:nvPicPr>
+                    <pic:cNvPr id="0" name="Picture 30"/>
+                    <pic:cNvPicPr>
+                      <a:picLocks noChangeAspect="1" noChangeArrowheads="1"/>
+                    </pic:cNvPicPr>
+                  </pic:nvPicPr>
+                  <pic:blipFill>
+                    <a:blip r:embed="rId9">
+                      <a:extLst>
+                        <a:ext uri="{28A0092B-C50C-407E-A947-70E740481C1C}">
+                          <a14:useLocalDpi xmlns:a14="http://schemas.microsoft.com/office/drawing/2010/main" val="0"/>
+                        </a:ext>
+                      </a:extLst>
+                    </a:blip>
+                    <a:srcRect/>
+                    <a:stretch>
+                      <a:fillRect/>
+                    </a:stretch>
+                  </pic:blipFill>
+                  <pic:spPr bwMode="auto">
+                    <a:xfrm>
+                      <a:off x="0" y="0"/>
+                      <a:ext cx="4992421" cy="1458756"/>
+                    </a:xfrm>
+                    <a:prstGeom prst="rect">
+                      <a:avLst/>
+                    </a:prstGeom>
+                    <a:noFill/>
+                  </pic:spPr>
+                </pic:pic>
+              </a:graphicData>
+            </a:graphic>
+          </wp:inline>
+        </w:drawing>
+      </w:r>
+      <w:r>
+        <w:rPr>
+          <w:noProof/>
+        </w:rPr>
+        <w:drawing>
+          <wp:inline distT="0" distB="0" distL="0" distR="0" wp14:anchorId="2FDD461B" wp14:editId="6FDED8D4">
+            <wp:extent cx="5011475" cy="1488289"/>
+            <wp:effectExtent l="0" t="0" r="0" b="0"/>
+            <wp:docPr id="147586286" name="Obrázek 8"/>
+            <wp:cNvGraphicFramePr>
+              <a:graphicFrameLocks xmlns:a="http://schemas.openxmlformats.org/drawingml/2006/main" noChangeAspect="1"/>
+            </wp:cNvGraphicFramePr>
+            <a:graphic xmlns:a="http://schemas.openxmlformats.org/drawingml/2006/main">
+              <a:graphicData uri="http://schemas.openxmlformats.org/drawingml/2006/picture">
+                <pic:pic xmlns:pic="http://schemas.openxmlformats.org/drawingml/2006/picture">
+                  <pic:nvPicPr>
+                    <pic:cNvPr id="0" name="Picture 31"/>
+                    <pic:cNvPicPr>
+                      <a:picLocks noChangeAspect="1" noChangeArrowheads="1"/>
+                    </pic:cNvPicPr>
+                  </pic:nvPicPr>
+                  <pic:blipFill>
+                    <a:blip r:embed="rId10">
+                      <a:extLst>
+                        <a:ext uri="{28A0092B-C50C-407E-A947-70E740481C1C}">
+                          <a14:useLocalDpi xmlns:a14="http://schemas.microsoft.com/office/drawing/2010/main" val="0"/>
+                        </a:ext>
+                      </a:extLst>
+                    </a:blip>
+                    <a:srcRect/>
+                    <a:stretch>
+                      <a:fillRect/>
+                    </a:stretch>
+                  </pic:blipFill>
+                  <pic:spPr bwMode="auto">
+                    <a:xfrm>
+                      <a:off x="0" y="0"/>
+                      <a:ext cx="5037721" cy="1496084"/>
+                    </a:xfrm>
+                    <a:prstGeom prst="rect">
+                      <a:avLst/>
+                    </a:prstGeom>
+                    <a:noFill/>
+                  </pic:spPr>
+                </pic:pic>
+              </a:graphicData>
+            </a:graphic>
+          </wp:inline>
+        </w:drawing>
+      </w:r>
+    </w:p>
+    <w:p/>
+    <w:p>
+      <w:r>
+        <w:t xml:space="preserve">R1-A </w:t>
+      </w:r>
+    </w:p>
+    <w:p>
+      <w:r>
+        <w:t xml:space="preserve">interface Serial0/2/0 </w:t>
+      </w:r>
+    </w:p>
+    <w:p>
+      <w:proofErr w:type="spellStart"/>
+      <w:r>
+        <w:t>ip</w:t>
+      </w:r>
+      <w:proofErr w:type="spellEnd"/>
+      <w:r>
+        <w:t xml:space="preserve"> </w:t>
+      </w:r>
+      <w:proofErr w:type="spellStart"/>
+      <w:r>
+        <w:t>address</w:t>
+      </w:r>
+      <w:proofErr w:type="spellEnd"/>
+      <w:r>
+        <w:t xml:space="preserve"> 192.168.1.5 255.255.255.252 </w:t>
+      </w:r>
+    </w:p>
+    <w:p>
+      <w:r>
+        <w:t xml:space="preserve">no </w:t>
+      </w:r>
+      <w:proofErr w:type="spellStart"/>
+      <w:r>
+        <w:t>shutdown</w:t>
+      </w:r>
+      <w:proofErr w:type="spellEnd"/>
+      <w:r>
+        <w:t xml:space="preserve"> </w:t>
+      </w:r>
+    </w:p>
+    <w:p/>
+    <w:p>
+      <w:r>
+        <w:t>R2-A</w:t>
+      </w:r>
+    </w:p>
+    <w:p>
+      <w:r>
+        <w:t>interface Serial0/2/0</w:t>
+      </w:r>
+    </w:p>
+    <w:p>
+      <w:proofErr w:type="spellStart"/>
+      <w:r>
+        <w:t>ip</w:t>
+      </w:r>
+      <w:proofErr w:type="spellEnd"/>
+      <w:r>
+        <w:t xml:space="preserve"> </w:t>
+      </w:r>
+      <w:proofErr w:type="spellStart"/>
+      <w:r>
+        <w:t>address</w:t>
+      </w:r>
+      <w:proofErr w:type="spellEnd"/>
+      <w:r>
+        <w:t xml:space="preserve"> 192.168.1.6 255.255.255.252 </w:t>
+      </w:r>
+    </w:p>
+    <w:p>
+      <w:r>
+        <w:t xml:space="preserve">no </w:t>
+      </w:r>
+      <w:proofErr w:type="spellStart"/>
+      <w:r>
+        <w:t>shutdown</w:t>
+      </w:r>
+      <w:proofErr w:type="spellEnd"/>
+    </w:p>
     <w:sectPr>
       <w:pgSz w:w="11906" w:h="16838"/>
       <w:pgMar w:top="1417" w:right="1417" w:bottom="1417" w:left="1417" w:header="708" w:footer="708" w:gutter="0"/>
@@ -13879,6 +16314,23 @@
 </file>
 
 <file path=customXml/item1.xml><?xml version="1.0" encoding="utf-8"?>
+<p:properties xmlns:p="http://schemas.microsoft.com/office/2006/metadata/properties" xmlns:xsi="http://www.w3.org/2001/XMLSchema-instance" xmlns:pc="http://schemas.microsoft.com/office/infopath/2007/PartnerControls">
+  <documentManagement>
+    <_activity xmlns="0c05ec85-c010-4749-b01a-72ebd6551ce1" xsi:nil="true"/>
+  </documentManagement>
+</p:properties>
+</file>
+
+<file path=customXml/item2.xml><?xml version="1.0" encoding="utf-8"?>
+<?mso-contentType ?>
+<FormTemplates xmlns="http://schemas.microsoft.com/sharepoint/v3/contenttype/forms">
+  <Display>DocumentLibraryForm</Display>
+  <Edit>DocumentLibraryForm</Edit>
+  <New>DocumentLibraryForm</New>
+</FormTemplates>
+</file>
+
+<file path=customXml/item3.xml><?xml version="1.0" encoding="utf-8"?>
 <ct:contentTypeSchema xmlns:ct="http://schemas.microsoft.com/office/2006/metadata/contentType" xmlns:ma="http://schemas.microsoft.com/office/2006/metadata/properties/metaAttributes" ct:_="" ma:_="" ma:contentTypeName="Dokument" ma:contentTypeID="0x010100AE7B3F8DCC8A234195BE0DDB14E372A8" ma:contentTypeVersion="16" ma:contentTypeDescription="Vytvoří nový dokument" ma:contentTypeScope="" ma:versionID="beb9bcca94b794d31cc7c45bfcd61946">
   <xsd:schema xmlns:xsd="http://www.w3.org/2001/XMLSchema" xmlns:xs="http://www.w3.org/2001/XMLSchema" xmlns:p="http://schemas.microsoft.com/office/2006/metadata/properties" xmlns:ns3="0c05ec85-c010-4749-b01a-72ebd6551ce1" xmlns:ns4="ec9f4eda-cc34-4316-9815-e449869c2f92" targetNamespace="http://schemas.microsoft.com/office/2006/metadata/properties" ma:root="true" ma:fieldsID="f3748bc2f9ffabb802fc457df2d34302" ns3:_="" ns4:_="">
     <xsd:import namespace="0c05ec85-c010-4749-b01a-72ebd6551ce1"/>
@@ -14117,24 +16569,25 @@
 </ct:contentTypeSchema>
 </file>
 
-<file path=customXml/item2.xml><?xml version="1.0" encoding="utf-8"?>
-<?mso-contentType ?>
-<FormTemplates xmlns="http://schemas.microsoft.com/sharepoint/v3/contenttype/forms">
-  <Display>DocumentLibraryForm</Display>
-  <Edit>DocumentLibraryForm</Edit>
-  <New>DocumentLibraryForm</New>
-</FormTemplates>
+<file path=customXml/itemProps1.xml><?xml version="1.0" encoding="utf-8"?>
+<ds:datastoreItem xmlns:ds="http://schemas.openxmlformats.org/officeDocument/2006/customXml" ds:itemID="{D35B7253-E826-410D-AB35-2955B2AA6846}">
+  <ds:schemaRefs>
+    <ds:schemaRef ds:uri="http://schemas.microsoft.com/office/2006/metadata/properties"/>
+    <ds:schemaRef ds:uri="http://schemas.microsoft.com/office/infopath/2007/PartnerControls"/>
+    <ds:schemaRef ds:uri="0c05ec85-c010-4749-b01a-72ebd6551ce1"/>
+  </ds:schemaRefs>
+</ds:datastoreItem>
 </file>
 
-<file path=customXml/item3.xml><?xml version="1.0" encoding="utf-8"?>
-<p:properties xmlns:p="http://schemas.microsoft.com/office/2006/metadata/properties" xmlns:xsi="http://www.w3.org/2001/XMLSchema-instance" xmlns:pc="http://schemas.microsoft.com/office/infopath/2007/PartnerControls">
-  <documentManagement>
-    <_activity xmlns="0c05ec85-c010-4749-b01a-72ebd6551ce1" xsi:nil="true"/>
-  </documentManagement>
-</p:properties>
+<file path=customXml/itemProps2.xml><?xml version="1.0" encoding="utf-8"?>
+<ds:datastoreItem xmlns:ds="http://schemas.openxmlformats.org/officeDocument/2006/customXml" ds:itemID="{07EDB4CC-4953-4D1E-96B6-98DEF4A5439A}">
+  <ds:schemaRefs>
+    <ds:schemaRef ds:uri="http://schemas.microsoft.com/sharepoint/v3/contenttype/forms"/>
+  </ds:schemaRefs>
+</ds:datastoreItem>
 </file>
 
-<file path=customXml/itemProps1.xml><?xml version="1.0" encoding="utf-8"?>
+<file path=customXml/itemProps3.xml><?xml version="1.0" encoding="utf-8"?>
 <ds:datastoreItem xmlns:ds="http://schemas.openxmlformats.org/officeDocument/2006/customXml" ds:itemID="{49C844D5-5344-49CE-8D49-79F81A4705AE}">
   <ds:schemaRefs>
     <ds:schemaRef ds:uri="http://schemas.microsoft.com/office/2006/metadata/contentType"/>
@@ -14151,22 +16604,4 @@
     <ds:schemaRef ds:uri="http://schemas.microsoft.com/internal/obd"/>
   </ds:schemaRefs>
 </ds:datastoreItem>
-</file>
-
-<file path=customXml/itemProps2.xml><?xml version="1.0" encoding="utf-8"?>
-<ds:datastoreItem xmlns:ds="http://schemas.openxmlformats.org/officeDocument/2006/customXml" ds:itemID="{07EDB4CC-4953-4D1E-96B6-98DEF4A5439A}">
-  <ds:schemaRefs>
-    <ds:schemaRef ds:uri="http://schemas.microsoft.com/sharepoint/v3/contenttype/forms"/>
-  </ds:schemaRefs>
-</ds:datastoreItem>
-</file>
-
-<file path=customXml/itemProps3.xml><?xml version="1.0" encoding="utf-8"?>
-<ds:datastoreItem xmlns:ds="http://schemas.openxmlformats.org/officeDocument/2006/customXml" ds:itemID="{D35B7253-E826-410D-AB35-2955B2AA6846}">
-  <ds:schemaRefs>
-    <ds:schemaRef ds:uri="http://schemas.microsoft.com/office/2006/metadata/properties"/>
-    <ds:schemaRef ds:uri="http://schemas.microsoft.com/office/infopath/2007/PartnerControls"/>
-    <ds:schemaRef ds:uri="0c05ec85-c010-4749-b01a-72ebd6551ce1"/>
-  </ds:schemaRefs>
-</ds:datastoreItem>
 </file>